--- a/ПР1/ПР1.docx
+++ b/ПР1/ПР1.docx
@@ -50,7 +50,7 @@
                 <w:lang w:eastAsia="ru-RU"/>
               </w:rPr>
               <w:drawing>
-                <wp:inline distT="0" distB="0" distL="0" distR="0" wp14:anchorId="23E811F4" wp14:editId="25F11869">
+                <wp:inline distT="0" distB="0" distL="0" distR="0" wp14:anchorId="23E811F4" wp14:editId="07591A02">
                   <wp:extent cx="1066800" cy="1066800"/>
                   <wp:effectExtent l="0" t="0" r="0" b="0"/>
                   <wp:docPr id="298370851" name="Рисунок 3"/>
@@ -1307,21 +1307,7 @@
             <w:rFonts w:ascii="Cambria Math" w:hAnsi="Cambria Math"/>
             <w:lang w:eastAsia="zh-CN" w:bidi="hi-IN"/>
           </w:rPr>
-          <m:t>V</m:t>
-        </m:r>
-        <m:r>
-          <w:rPr>
-            <w:rFonts w:ascii="Cambria Math" w:hAnsi="Cambria Math"/>
-            <w:lang w:eastAsia="zh-CN" w:bidi="hi-IN"/>
-          </w:rPr>
-          <m:t>=6</m:t>
-        </m:r>
-        <m:r>
-          <w:rPr>
-            <w:rFonts w:ascii="Cambria Math" w:hAnsi="Cambria Math"/>
-            <w:lang w:eastAsia="zh-CN" w:bidi="hi-IN"/>
-          </w:rPr>
-          <m:t xml:space="preserve"> ГБ</m:t>
+          <m:t>V=6 ГБ</m:t>
         </m:r>
       </m:oMath>
     </w:p>
@@ -1354,7 +1340,7 @@
       <w:pPr>
         <w:rPr>
           <w:i/>
-          <w:lang w:val="en-US" w:eastAsia="zh-CN" w:bidi="hi-IN"/>
+          <w:lang w:eastAsia="zh-CN" w:bidi="hi-IN"/>
         </w:rPr>
       </w:pPr>
       <w:r>
@@ -1425,14 +1411,7 @@
             <w:rFonts w:ascii="Cambria Math" w:hAnsi="Cambria Math"/>
             <w:lang w:eastAsia="zh-CN" w:bidi="hi-IN"/>
           </w:rPr>
-          <m:t xml:space="preserve">=60 </m:t>
-        </m:r>
-        <m:r>
-          <w:rPr>
-            <w:rFonts w:ascii="Cambria Math" w:hAnsi="Cambria Math"/>
-            <w:lang w:eastAsia="zh-CN" w:bidi="hi-IN"/>
-          </w:rPr>
-          <m:t>секунд</m:t>
+          <m:t>=60 секунд</m:t>
         </m:r>
       </m:oMath>
     </w:p>
@@ -1471,59 +1450,64 @@
       </w:r>
     </w:p>
     <w:p>
-      <w:pPr>
+      <w:r>
+        <w:t xml:space="preserve">В данной практической работе будет использоваться ВМ на основе дистрибутива </w:t>
+      </w:r>
+      <w:r>
         <w:rPr>
           <w:lang w:val="en-US"/>
         </w:rPr>
-      </w:pPr>
-      <w:r>
-        <w:t xml:space="preserve">В данной практической работе будет использоваться ВМ на основе дистрибутива </w:t>
+        <w:t>Linux</w:t>
+      </w:r>
+      <w:r>
+        <w:t xml:space="preserve"> </w:t>
       </w:r>
       <w:r>
         <w:rPr>
           <w:lang w:val="en-US"/>
         </w:rPr>
-        <w:t>Linux</w:t>
-      </w:r>
-      <w:r>
-        <w:t xml:space="preserve"> </w:t>
+        <w:t>Debian</w:t>
+      </w:r>
+      <w:r>
+        <w:t xml:space="preserve"> 13.</w:t>
+      </w:r>
+    </w:p>
+    <w:p>
+      <w:r>
+        <w:t xml:space="preserve">Также были созданы 5 виртуальных дисков по </w:t>
+      </w:r>
+      <w:r>
+        <w:t xml:space="preserve">5 </w:t>
       </w:r>
       <w:r>
         <w:rPr>
           <w:lang w:val="en-US"/>
         </w:rPr>
-        <w:t>Debian</w:t>
-      </w:r>
-      <w:r>
-        <w:t xml:space="preserve"> 13.</w:t>
-      </w:r>
-    </w:p>
-    <w:p>
-      <w:pPr>
+        <w:t>GB</w:t>
+      </w:r>
+      <w:r>
+        <w:t xml:space="preserve"> с ограниченной пропускной способностью </w:t>
+      </w:r>
+      <w:r>
+        <w:t xml:space="preserve">6 </w:t>
+      </w:r>
+      <w:r>
         <w:rPr>
           <w:lang w:val="en-US"/>
         </w:rPr>
-      </w:pPr>
-      <w:r>
-        <w:t xml:space="preserve">Также были созданы 5 виртуальных дисков по </w:t>
-      </w:r>
-      <w:r>
-        <w:t xml:space="preserve">5 </w:t>
+        <w:t>MB</w:t>
+      </w:r>
+      <w:r>
+        <w:t>/</w:t>
       </w:r>
       <w:r>
         <w:rPr>
           <w:lang w:val="en-US"/>
         </w:rPr>
-        <w:t>GB</w:t>
-      </w:r>
-      <w:r>
-        <w:t xml:space="preserve"> с ограниченной пропускной способностью </w:t>
-      </w:r>
-      <w:r>
-        <w:rPr>
-          <w:lang w:val="en-US"/>
-        </w:rPr>
-        <w:t>6 MB/s.</w:t>
+        <w:t>s</w:t>
+      </w:r>
+      <w:r>
+        <w:t>.</w:t>
       </w:r>
     </w:p>
     <w:p>
@@ -1532,14 +1516,7 @@
           <w:b/>
           <w:bCs/>
         </w:rPr>
-        <w:t>Индивидуальное задание</w:t>
-      </w:r>
-      <w:r>
-        <w:rPr>
-          <w:b/>
-          <w:bCs/>
-        </w:rPr>
-        <w:t>:</w:t>
+        <w:t>Индивидуальное задание:</w:t>
       </w:r>
       <w:r>
         <w:t xml:space="preserve"> </w:t>
@@ -1557,13 +1534,7 @@
         <w:t xml:space="preserve"> 2.0</w:t>
       </w:r>
       <w:r>
-        <w:t xml:space="preserve">, т.к он имеет резервирование и </w:t>
-      </w:r>
-      <w:r>
-        <w:t>лучшую масштабируемость</w:t>
-      </w:r>
-      <w:r>
-        <w:t>.</w:t>
+        <w:t>, т.к он имеет резервирование и лучшую масштабируемость.</w:t>
       </w:r>
     </w:p>
     <w:p>
@@ -1613,10 +1584,7 @@
         <w:t xml:space="preserve"> 1, 10</w:t>
       </w:r>
       <w:r>
-        <w:t>, причем с увеличением количества дисков скорость последовательной записи будет расти. Л</w:t>
-      </w:r>
-      <w:r>
-        <w:t xml:space="preserve">учшим окажется </w:t>
+        <w:t xml:space="preserve">, причем с увеличением количества дисков скорость последовательной записи будет расти. Лучшим окажется </w:t>
       </w:r>
       <w:r>
         <w:rPr>
@@ -1746,18 +1714,18 @@
     <w:p>
       <w:pPr>
         <w:pStyle w:val="af5"/>
+      </w:pPr>
+      <w:r>
+        <w:t xml:space="preserve">Рисунок 1.2.1.1 – </w:t>
+      </w:r>
+      <w:r>
         <w:rPr>
           <w:lang w:val="en-US"/>
         </w:rPr>
-      </w:pPr>
-      <w:r>
-        <w:t xml:space="preserve">Рисунок 1.2.1.1 – </w:t>
-      </w:r>
-      <w:r>
-        <w:rPr>
-          <w:lang w:val="en-US"/>
-        </w:rPr>
-        <w:t>RAID 1</w:t>
+        <w:t>RAID</w:t>
+      </w:r>
+      <w:r>
+        <w:t xml:space="preserve"> 1</w:t>
       </w:r>
     </w:p>
     <w:p>
@@ -1840,19 +1808,13 @@
         <w:pStyle w:val="af5"/>
       </w:pPr>
       <w:r>
-        <w:t xml:space="preserve">Рисунок </w:t>
-      </w:r>
-      <w:r>
-        <w:t>1.2.1.</w:t>
+        <w:t>Рисунок 1.2.1.</w:t>
       </w:r>
       <w:r>
         <w:t>2</w:t>
       </w:r>
       <w:r>
-        <w:t xml:space="preserve"> – </w:t>
-      </w:r>
-      <w:r>
-        <w:t xml:space="preserve">создание ФС </w:t>
+        <w:t xml:space="preserve"> – создание ФС </w:t>
       </w:r>
       <w:r>
         <w:rPr>
@@ -1877,7 +1839,10 @@
         <w:rPr>
           <w:lang w:val="en-US"/>
         </w:rPr>
-        <w:t>GB,</w:t>
+        <w:t>GB</w:t>
+      </w:r>
+      <w:r>
+        <w:t>,</w:t>
       </w:r>
       <w:r>
         <w:t xml:space="preserve"> </w:t>
@@ -1970,13 +1935,7 @@
         <w:pStyle w:val="af5"/>
       </w:pPr>
       <w:r>
-        <w:t xml:space="preserve">Рисунок 1.2.1.3 </w:t>
-      </w:r>
-      <w:r>
-        <w:t>–</w:t>
-      </w:r>
-      <w:r>
-        <w:t xml:space="preserve"> ошибка записи из-за недостатка памяти</w:t>
+        <w:t>Рисунок 1.2.1.3 – ошибка записи из-за недостатка памяти</w:t>
       </w:r>
     </w:p>
     <w:p>
@@ -2042,10 +2001,7 @@
         <w:t>4</w:t>
       </w:r>
       <w:r>
-        <w:t xml:space="preserve"> – </w:t>
-      </w:r>
-      <w:r>
-        <w:t xml:space="preserve">Тестирование случайной записи на </w:t>
+        <w:t xml:space="preserve"> – Тестирование случайной записи на </w:t>
       </w:r>
       <w:r>
         <w:rPr>
@@ -2070,31 +2026,25 @@
     </w:p>
     <w:p>
       <w:r>
-        <w:t>Создание</w:t>
+        <w:t xml:space="preserve">Создание </w:t>
+      </w:r>
+      <w:r>
+        <w:rPr>
+          <w:lang w:val="en-US"/>
+        </w:rPr>
+        <w:t>raid</w:t>
       </w:r>
       <w:r>
         <w:t xml:space="preserve"> </w:t>
       </w:r>
       <w:r>
-        <w:rPr>
-          <w:lang w:val="en-US"/>
-        </w:rPr>
-        <w:t>raid</w:t>
+        <w:t>5</w:t>
       </w:r>
       <w:r>
         <w:t xml:space="preserve"> </w:t>
       </w:r>
       <w:r>
-        <w:t>5</w:t>
-      </w:r>
-      <w:r>
-        <w:t xml:space="preserve"> </w:t>
-      </w:r>
-      <w:r>
-        <w:t xml:space="preserve">массива </w:t>
-      </w:r>
-      <w:r>
-        <w:t>представлен на рисунке 1.2.</w:t>
+        <w:t>массива представлен на рисунке 1.2.</w:t>
       </w:r>
       <w:r>
         <w:t>2</w:t>
@@ -2706,13 +2656,7 @@
               <w:rPr>
                 <w:lang w:val="en-US"/>
               </w:rPr>
-              <w:t>B</w:t>
-            </w:r>
-            <w:r>
-              <w:rPr>
-                <w:lang w:val="en-US"/>
-              </w:rPr>
-              <w:t>andwidth</w:t>
+              <w:t>Bandwidth</w:t>
             </w:r>
             <w:r>
               <w:rPr>
@@ -2909,6 +2853,9 @@
         </w:rPr>
       </w:pPr>
       <w:r>
+        <w:rPr>
+          <w:noProof/>
+        </w:rPr>
         <w:drawing>
           <wp:inline distT="0" distB="0" distL="0" distR="0" wp14:anchorId="12FE6BD8" wp14:editId="457C02ED">
             <wp:extent cx="5696745" cy="3381847"/>
@@ -2951,13 +2898,7 @@
         <w:pStyle w:val="af5"/>
       </w:pPr>
       <w:r>
-        <w:t xml:space="preserve">Рисунок 1.2.4 </w:t>
-      </w:r>
-      <w:r>
-        <w:t>–</w:t>
-      </w:r>
-      <w:r>
-        <w:t xml:space="preserve"> </w:t>
+        <w:t xml:space="preserve">Рисунок 1.2.4 – </w:t>
       </w:r>
       <w:r>
         <w:t>Avg IOPS(w)</w:t>
@@ -2972,6 +2913,7 @@
       </w:pPr>
       <w:r>
         <w:rPr>
+          <w:noProof/>
           <w:lang w:val="en-US"/>
         </w:rPr>
         <w:drawing>
@@ -3025,19 +2967,7 @@
         <w:rPr>
           <w:lang w:val="en-US"/>
         </w:rPr>
-        <w:t xml:space="preserve"> 1.2.</w:t>
-      </w:r>
-      <w:r>
-        <w:rPr>
-          <w:lang w:val="en-US"/>
-        </w:rPr>
-        <w:t>5</w:t>
-      </w:r>
-      <w:r>
-        <w:rPr>
-          <w:lang w:val="en-US"/>
-        </w:rPr>
-        <w:t xml:space="preserve"> – Avg Bandwidth(w), KiB/s</w:t>
+        <w:t xml:space="preserve"> 1.2.5 – Avg Bandwidth(w), KiB/s</w:t>
       </w:r>
     </w:p>
     <w:p>
@@ -3191,34 +3121,25 @@
         <w:pStyle w:val="af5"/>
       </w:pPr>
       <w:r>
-        <w:t>Рисунок 1.3</w:t>
-      </w:r>
-      <w:r>
-        <w:t>.1</w:t>
-      </w:r>
-      <w:r>
-        <w:t>.</w:t>
-      </w:r>
-      <w:r>
-        <w:t>2</w:t>
+        <w:t xml:space="preserve">Рисунок 1.3.1.2 </w:t>
+      </w:r>
+      <w:r>
+        <w:t>–</w:t>
       </w:r>
       <w:r>
         <w:t xml:space="preserve"> </w:t>
       </w:r>
       <w:r>
-        <w:t>–</w:t>
-      </w:r>
-      <w:r>
-        <w:t xml:space="preserve"> </w:t>
-      </w:r>
-      <w:r>
         <w:t xml:space="preserve">Восстановление </w:t>
       </w:r>
       <w:r>
         <w:rPr>
           <w:lang w:val="en-US"/>
         </w:rPr>
-        <w:t>raid 10</w:t>
+        <w:t>raid</w:t>
+      </w:r>
+      <w:r>
+        <w:t xml:space="preserve"> 10</w:t>
       </w:r>
     </w:p>
     <w:p>
@@ -3299,13 +3220,7 @@
         <w:pStyle w:val="af5"/>
       </w:pPr>
       <w:r>
-        <w:t>Рисунок 1.3.</w:t>
-      </w:r>
-      <w:r>
-        <w:t>2</w:t>
-      </w:r>
-      <w:r>
-        <w:t xml:space="preserve">.1 </w:t>
+        <w:t xml:space="preserve">Рисунок 1.3.2.1 </w:t>
       </w:r>
       <w:r>
         <w:t>–</w:t>
@@ -3366,13 +3281,7 @@
         <w:pStyle w:val="af5"/>
       </w:pPr>
       <w:r>
-        <w:t>Рисунок 1.3.</w:t>
-      </w:r>
-      <w:r>
-        <w:t>2</w:t>
-      </w:r>
-      <w:r>
-        <w:t xml:space="preserve">.2 </w:t>
+        <w:t xml:space="preserve">Рисунок 1.3.2.2 </w:t>
       </w:r>
       <w:r>
         <w:t>–</w:t>
@@ -3395,19 +3304,7 @@
     </w:p>
     <w:p>
       <w:r>
-        <w:t xml:space="preserve">Время восстановления составило 14 минут </w:t>
-      </w:r>
-      <w:r>
-        <w:t>44</w:t>
-      </w:r>
-      <w:r>
-        <w:t xml:space="preserve"> секунд</w:t>
-      </w:r>
-      <w:r>
-        <w:t>ы</w:t>
-      </w:r>
-      <w:r>
-        <w:t>.</w:t>
+        <w:t>Время восстановления составило 14 минут 44 секунды.</w:t>
       </w:r>
     </w:p>
     <w:p>
@@ -3428,7 +3325,7 @@
       <w:pPr>
         <w:rPr>
           <w:rFonts w:eastAsiaTheme="minorEastAsia"/>
-          <w:lang w:val="en-US" w:eastAsia="zh-CN" w:bidi="hi-IN"/>
+          <w:lang w:eastAsia="zh-CN" w:bidi="hi-IN"/>
         </w:rPr>
       </w:pPr>
       <w:r>
@@ -4406,7 +4303,7 @@
         <w:pStyle w:val="2"/>
       </w:pPr>
       <w:r>
-        <w:t>Заключение</w:t>
+        <w:t>Сравнение вендоров схд</w:t>
       </w:r>
     </w:p>
     <w:p>
@@ -4417,13 +4314,114 @@
         </w:rPr>
       </w:pPr>
       <w:r>
-        <w:t xml:space="preserve">В работе было проведено экспериментальное сравнение RAID 1, RAID 5 и RAID 10 в виртуальной среде при нагрузке случайной записи 4 КБ. По результатам тестирования наибольшую производительность (IOPS и пропускную способность) показал RAID 10, далее RAID 5, минимальные показатели </w:t>
+        <w:t xml:space="preserve">Российский рынок корпоративных СХД представлен несколькими зрелыми вендорами с разным акцентом. </w:t>
+      </w:r>
+      <w:r>
+        <w:rPr>
+          <w:rStyle w:val="afc"/>
+          <w:b w:val="0"/>
+          <w:bCs w:val="0"/>
+        </w:rPr>
+        <w:t>YADRO</w:t>
+      </w:r>
+      <w:r>
+        <w:t xml:space="preserve"> является лидером рынка: компания предлагает наиболее широкую и технологически зрелую линейку enterprise-СХД, полностью включённую в реестр Минпромторга и подтверждённую крупными внедрениями. </w:t>
+      </w:r>
+      <w:r>
+        <w:rPr>
+          <w:rStyle w:val="afc"/>
+          <w:b w:val="0"/>
+          <w:bCs w:val="0"/>
+        </w:rPr>
+        <w:t>Fplus</w:t>
+      </w:r>
+      <w:r>
+        <w:t xml:space="preserve"> и </w:t>
+      </w:r>
+      <w:r>
+        <w:rPr>
+          <w:rStyle w:val="afc"/>
+          <w:b w:val="0"/>
+          <w:bCs w:val="0"/>
+        </w:rPr>
+        <w:t>DEPO</w:t>
+      </w:r>
+      <w:r>
+        <w:t xml:space="preserve"> ориентированы на корпоративный и государственный сегменты, делая ставку на классическую архитектуру, высокую отказоустойчивость и соответствие реестровым требованиям. </w:t>
+      </w:r>
+      <w:r>
+        <w:rPr>
+          <w:rStyle w:val="afc"/>
+          <w:b w:val="0"/>
+          <w:bCs w:val="0"/>
+        </w:rPr>
+        <w:t>Аквариус</w:t>
+      </w:r>
+      <w:r>
+        <w:t xml:space="preserve"> выделяется широкой сервисной инфраструктурой, собственным производством и гибкостью за счёт использования разных программных платформ управления хранением. </w:t>
+      </w:r>
+      <w:r>
+        <w:rPr>
+          <w:rStyle w:val="afc"/>
+          <w:b w:val="0"/>
+          <w:bCs w:val="0"/>
+        </w:rPr>
+        <w:t>АЭРОДИСК</w:t>
+      </w:r>
+      <w:r>
+        <w:t xml:space="preserve"> фокусируется на программно-ориентированных enterprise-решениях с расширенными функциями (репликация, метрокластер, высокая производительность), при этом опираясь на аппаратную базу партнёров. </w:t>
+      </w:r>
+      <w:r>
+        <w:rPr>
+          <w:rStyle w:val="afc"/>
+          <w:b w:val="0"/>
+          <w:bCs w:val="0"/>
+        </w:rPr>
+        <w:t>DатаРу</w:t>
+      </w:r>
+      <w:r>
+        <w:t xml:space="preserve"> демонстрирует технологические амбиции и современный функционал, однако на март 2025 года её СХД не включены в реестр Минпромторга, что ограничивает применение в регулируемых проектах. В целом YADRO занимает позицию универсального лидера, Fplus и DEPO </w:t>
       </w:r>
       <w:r>
         <w:t>–</w:t>
       </w:r>
       <w:r>
-        <w:t xml:space="preserve"> RAID 1.</w:t>
+        <w:t xml:space="preserve"> надёжных реестровых поставщиков, АЭРОДИСК и Аквариус </w:t>
+      </w:r>
+      <w:r>
+        <w:t>–</w:t>
+      </w:r>
+      <w:r>
+        <w:t xml:space="preserve"> гибких enterprise-интеграторов, а DатаРу </w:t>
+      </w:r>
+      <w:r>
+        <w:t>–</w:t>
+      </w:r>
+      <w:r>
+        <w:t xml:space="preserve"> перспективного, но менее регуляторно зрелого игрока.</w:t>
+      </w:r>
+    </w:p>
+    <w:p>
+      <w:pPr>
+        <w:pStyle w:val="2"/>
+      </w:pPr>
+      <w:r>
+        <w:t>Заключение</w:t>
+      </w:r>
+    </w:p>
+    <w:p>
+      <w:pPr>
+        <w:rPr>
+          <w:sz w:val="24"/>
+          <w:szCs w:val="24"/>
+        </w:rPr>
+      </w:pPr>
+      <w:r>
+        <w:t xml:space="preserve">В работе было проведено экспериментальное сравнение RAID 1, RAID 5 и RAID 10 в виртуальной среде при нагрузке случайной записи 4 КБ. По результатам тестирования наибольшую производительность (IOPS и </w:t>
+      </w:r>
+      <w:r>
+        <w:lastRenderedPageBreak/>
+        <w:t>пропускную способность) показал RAID 10, далее RAID 5, минимальные показатели – RAID 1.</w:t>
       </w:r>
     </w:p>
     <w:p>
@@ -7557,6 +7555,7 @@
   <w:style w:type="character" w:default="1" w:styleId="a2">
     <w:name w:val="Default Paragraph Font"/>
     <w:uiPriority w:val="1"/>
+    <w:semiHidden/>
     <w:unhideWhenUsed/>
   </w:style>
   <w:style w:type="table" w:default="1" w:styleId="a3">
@@ -8318,6 +8317,17 @@
       <w:iCs/>
     </w:rPr>
   </w:style>
+  <w:style w:type="character" w:styleId="afc">
+    <w:name w:val="Strong"/>
+    <w:basedOn w:val="a2"/>
+    <w:uiPriority w:val="22"/>
+    <w:qFormat/>
+    <w:rsid w:val="00530338"/>
+    <w:rPr>
+      <w:b/>
+      <w:bCs/>
+    </w:rPr>
+  </w:style>
 </w:styles>
 </file>
 
